--- a/Production/instruction.docx
+++ b/Production/instruction.docx
@@ -3422,8 +3422,8 @@
 </file>
 
 <file path=customXml/item1.xml><?xml version="1.0" encoding="utf-8"?>
-<ct:contentTypeSchema xmlns:ct="http://schemas.microsoft.com/office/2006/metadata/contentType" xmlns:ma="http://schemas.microsoft.com/office/2006/metadata/properties/metaAttributes" ct:_="" ma:_="" ma:contentTypeName="Document" ma:contentTypeID="0x010100EE426B0F2889D84FA6130E4A50034A19" ma:contentTypeVersion="22" ma:contentTypeDescription="Create a new document." ma:contentTypeScope="" ma:versionID="714c5f23cd71c7c183296b8d53fe89ee">
-  <xsd:schema xmlns:xsd="http://www.w3.org/2001/XMLSchema" xmlns:xs="http://www.w3.org/2001/XMLSchema" xmlns:p="http://schemas.microsoft.com/office/2006/metadata/properties" xmlns:ns2="b567201e-986a-4eb1-9fe2-dd918b324176" xmlns:ns3="bbf37928-e6da-4ab6-9bfa-8061018408c7" targetNamespace="http://schemas.microsoft.com/office/2006/metadata/properties" ma:root="true" ma:fieldsID="c29b9e9a23c0bdba3ee9be2c2f818540" ns2:_="" ns3:_="">
+<ct:contentTypeSchema xmlns:ct="http://schemas.microsoft.com/office/2006/metadata/contentType" xmlns:ma="http://schemas.microsoft.com/office/2006/metadata/properties/metaAttributes" ct:_="" ma:_="" ma:contentTypeName="Document" ma:contentTypeID="0x010100EE426B0F2889D84FA6130E4A50034A19" ma:contentTypeVersion="22" ma:contentTypeDescription="Create a new document." ma:contentTypeScope="" ma:versionID="147b756e47d3df19448f0c0a65fe6a83">
+  <xsd:schema xmlns:xsd="http://www.w3.org/2001/XMLSchema" xmlns:xs="http://www.w3.org/2001/XMLSchema" xmlns:p="http://schemas.microsoft.com/office/2006/metadata/properties" xmlns:ns2="b567201e-986a-4eb1-9fe2-dd918b324176" xmlns:ns3="bbf37928-e6da-4ab6-9bfa-8061018408c7" targetNamespace="http://schemas.microsoft.com/office/2006/metadata/properties" ma:root="true" ma:fieldsID="a0c7832572fb839dbca9f3fe0d0c4b56" ns2:_="" ns3:_="">
     <xsd:import namespace="b567201e-986a-4eb1-9fe2-dd918b324176"/>
     <xsd:import namespace="bbf37928-e6da-4ab6-9bfa-8061018408c7"/>
     <xsd:element name="properties">
@@ -3701,7 +3701,7 @@
 </file>
 
 <file path=customXml/itemProps1.xml><?xml version="1.0" encoding="utf-8"?>
-<ds:datastoreItem xmlns:ds="http://schemas.openxmlformats.org/officeDocument/2006/customXml" ds:itemID="{996A2127-693B-4D59-B649-589B47151FEC}"/>
+<ds:datastoreItem xmlns:ds="http://schemas.openxmlformats.org/officeDocument/2006/customXml" ds:itemID="{B368303B-4C56-4A59-AD3F-3EA7B02BD6A4}"/>
 </file>
 
 <file path=customXml/itemProps2.xml><?xml version="1.0" encoding="utf-8"?>

--- a/Production/instruction.docx
+++ b/Production/instruction.docx
@@ -1,10 +1,10 @@
 
 <file path=word/document.xml><?xml version="1.0" encoding="utf-8"?>
-<w:document xmlns:wpc="http://schemas.microsoft.com/office/word/2010/wordprocessingCanvas" xmlns:cx="http://schemas.microsoft.com/office/drawing/2014/chartex" xmlns:cx1="http://schemas.microsoft.com/office/drawing/2015/9/8/chartex" xmlns:cx2="http://schemas.microsoft.com/office/drawing/2015/10/21/chartex" xmlns:cx3="http://schemas.microsoft.com/office/drawing/2016/5/9/chartex" xmlns:cx4="http://schemas.microsoft.com/office/drawing/2016/5/10/chartex" xmlns:cx5="http://schemas.microsoft.com/office/drawing/2016/5/11/chartex" xmlns:cx6="http://schemas.microsoft.com/office/drawing/2016/5/12/chartex" xmlns:cx7="http://schemas.microsoft.com/office/drawing/2016/5/13/chartex" xmlns:cx8="http://schemas.microsoft.com/office/drawing/2016/5/14/chartex" xmlns:mc="http://schemas.openxmlformats.org/markup-compatibility/2006" xmlns:aink="http://schemas.microsoft.com/office/drawing/2016/ink" xmlns:am3d="http://schemas.microsoft.com/office/drawing/2017/model3d" xmlns:o="urn:schemas-microsoft-com:office:office" xmlns:oel="http://schemas.microsoft.com/office/2019/extlst" xmlns:r="http://schemas.openxmlformats.org/officeDocument/2006/relationships" xmlns:m="http://schemas.openxmlformats.org/officeDocument/2006/math" xmlns:v="urn:schemas-microsoft-com:vml" xmlns:wp14="http://schemas.microsoft.com/office/word/2010/wordprocessingDrawing" xmlns:wp="http://schemas.openxmlformats.org/drawingml/2006/wordprocessingDrawing" xmlns:w10="urn:schemas-microsoft-com:office:word" xmlns:w="http://schemas.openxmlformats.org/wordprocessingml/2006/main" xmlns:w14="http://schemas.microsoft.com/office/word/2010/wordml" xmlns:w15="http://schemas.microsoft.com/office/word/2012/wordml" xmlns:w16cex="http://schemas.microsoft.com/office/word/2018/wordml/cex" xmlns:w16cid="http://schemas.microsoft.com/office/word/2016/wordml/cid" xmlns:w16="http://schemas.microsoft.com/office/word/2018/wordml" xmlns:w16sdtdh="http://schemas.microsoft.com/office/word/2020/wordml/sdtdatahash" xmlns:w16se="http://schemas.microsoft.com/office/word/2015/wordml/symex" xmlns:wpg="http://schemas.microsoft.com/office/word/2010/wordprocessingGroup" xmlns:wpi="http://schemas.microsoft.com/office/word/2010/wordprocessingInk" xmlns:wne="http://schemas.microsoft.com/office/word/2006/wordml" xmlns:wps="http://schemas.microsoft.com/office/word/2010/wordprocessingShape" mc:Ignorable="w14 w15 w16se w16cid w16 w16cex w16sdtdh wp14">
+<w:document xmlns:wpc="http://schemas.microsoft.com/office/word/2010/wordprocessingCanvas" xmlns:cx="http://schemas.microsoft.com/office/drawing/2014/chartex" xmlns:cx1="http://schemas.microsoft.com/office/drawing/2015/9/8/chartex" xmlns:cx2="http://schemas.microsoft.com/office/drawing/2015/10/21/chartex" xmlns:cx3="http://schemas.microsoft.com/office/drawing/2016/5/9/chartex" xmlns:cx4="http://schemas.microsoft.com/office/drawing/2016/5/10/chartex" xmlns:cx5="http://schemas.microsoft.com/office/drawing/2016/5/11/chartex" xmlns:cx6="http://schemas.microsoft.com/office/drawing/2016/5/12/chartex" xmlns:cx7="http://schemas.microsoft.com/office/drawing/2016/5/13/chartex" xmlns:cx8="http://schemas.microsoft.com/office/drawing/2016/5/14/chartex" xmlns:mc="http://schemas.openxmlformats.org/markup-compatibility/2006" xmlns:aink="http://schemas.microsoft.com/office/drawing/2016/ink" xmlns:am3d="http://schemas.microsoft.com/office/drawing/2017/model3d" xmlns:o="urn:schemas-microsoft-com:office:office" xmlns:oel="http://schemas.microsoft.com/office/2019/extlst" xmlns:r="http://schemas.openxmlformats.org/officeDocument/2006/relationships" xmlns:m="http://schemas.openxmlformats.org/officeDocument/2006/math" xmlns:v="urn:schemas-microsoft-com:vml" xmlns:wp14="http://schemas.microsoft.com/office/word/2010/wordprocessingDrawing" xmlns:wp="http://schemas.openxmlformats.org/drawingml/2006/wordprocessingDrawing" xmlns:w10="urn:schemas-microsoft-com:office:word" xmlns:w="http://schemas.openxmlformats.org/wordprocessingml/2006/main" xmlns:w14="http://schemas.microsoft.com/office/word/2010/wordml" xmlns:w15="http://schemas.microsoft.com/office/word/2012/wordml" xmlns:w16cex="http://schemas.microsoft.com/office/word/2018/wordml/cex" xmlns:w16cid="http://schemas.microsoft.com/office/word/2016/wordml/cid" xmlns:w16="http://schemas.microsoft.com/office/word/2018/wordml" xmlns:w16du="http://schemas.microsoft.com/office/word/2023/wordml/word16du" xmlns:w16sdtdh="http://schemas.microsoft.com/office/word/2020/wordml/sdtdatahash" xmlns:w16sdtfl="http://schemas.microsoft.com/office/word/2024/wordml/sdtformatlock" xmlns:w16se="http://schemas.microsoft.com/office/word/2015/wordml/symex" xmlns:wpg="http://schemas.microsoft.com/office/word/2010/wordprocessingGroup" xmlns:wpi="http://schemas.microsoft.com/office/word/2010/wordprocessingInk" xmlns:wne="http://schemas.microsoft.com/office/word/2006/wordml" xmlns:wps="http://schemas.microsoft.com/office/word/2010/wordprocessingShape" mc:Ignorable="w14 w15 w16se w16cid w16 w16cex w16sdtdh w16sdtfl w16du wp14">
   <w:body>
     <w:p>
       <w:pPr>
-        <w:pStyle w:val="Heading1"/>
+        <w:pStyle w:val="Nadpis1"/>
         <w:rPr>
           <w:lang w:val="en-US" w:eastAsia="en-GB"/>
         </w:rPr>
@@ -18,7 +18,7 @@
     </w:p>
     <w:tbl>
       <w:tblPr>
-        <w:tblStyle w:val="TableGrid"/>
+        <w:tblStyle w:val="Mkatabulky"/>
         <w:tblW w:w="0" w:type="auto"/>
         <w:tblLook w:val="04A0" w:firstRow="1" w:lastRow="0" w:firstColumn="1" w:lastColumn="0" w:noHBand="0" w:noVBand="1"/>
       </w:tblPr>
@@ -385,6 +385,80 @@
                 <w:szCs w:val="20"/>
                 <w:lang w:val="en-US" w:eastAsia="en-GB"/>
               </w:rPr>
+              <w:t>C</w:t>
+            </w:r>
+            <w:r>
+              <w:rPr>
+                <w:rFonts w:ascii="Helvetica Neue" w:eastAsia="Times New Roman" w:hAnsi="Helvetica Neue" w:cs="Calibri"/>
+                <w:color w:val="212121"/>
+                <w:sz w:val="20"/>
+                <w:szCs w:val="20"/>
+                <w:lang w:val="en-US" w:eastAsia="en-GB"/>
+              </w:rPr>
+              <w:t>onformal coating</w:t>
+            </w:r>
+          </w:p>
+        </w:tc>
+        <w:tc>
+          <w:tcPr>
+            <w:tcW w:w="4508" w:type="dxa"/>
+          </w:tcPr>
+          <w:p>
+            <w:pPr>
+              <w:rPr>
+                <w:rFonts w:ascii="Helvetica Neue" w:eastAsia="Times New Roman" w:hAnsi="Helvetica Neue" w:cs="Calibri"/>
+                <w:color w:val="212121"/>
+                <w:sz w:val="20"/>
+                <w:szCs w:val="20"/>
+                <w:lang w:val="en-US" w:eastAsia="en-GB"/>
+              </w:rPr>
+            </w:pPr>
+            <w:r>
+              <w:rPr>
+                <w:rFonts w:ascii="Helvetica Neue" w:eastAsia="Times New Roman" w:hAnsi="Helvetica Neue" w:cs="Calibri"/>
+                <w:color w:val="212121"/>
+                <w:sz w:val="20"/>
+                <w:szCs w:val="20"/>
+                <w:lang w:val="en-US" w:eastAsia="en-GB"/>
+              </w:rPr>
+              <w:t>Yes</w:t>
+            </w:r>
+            <w:r>
+              <w:rPr>
+                <w:rFonts w:ascii="Helvetica Neue" w:eastAsia="Times New Roman" w:hAnsi="Helvetica Neue" w:cs="Calibri"/>
+                <w:color w:val="212121"/>
+                <w:sz w:val="20"/>
+                <w:szCs w:val="20"/>
+                <w:lang w:val="en-US" w:eastAsia="en-GB"/>
+              </w:rPr>
+              <w:t>, see picture in separated file</w:t>
+            </w:r>
+          </w:p>
+        </w:tc>
+      </w:tr>
+      <w:tr>
+        <w:tc>
+          <w:tcPr>
+            <w:tcW w:w="4508" w:type="dxa"/>
+          </w:tcPr>
+          <w:p>
+            <w:pPr>
+              <w:rPr>
+                <w:rFonts w:ascii="Helvetica Neue" w:eastAsia="Times New Roman" w:hAnsi="Helvetica Neue" w:cs="Calibri"/>
+                <w:color w:val="212121"/>
+                <w:sz w:val="20"/>
+                <w:szCs w:val="20"/>
+                <w:lang w:val="en-US" w:eastAsia="en-GB"/>
+              </w:rPr>
+            </w:pPr>
+            <w:r>
+              <w:rPr>
+                <w:rFonts w:ascii="Helvetica Neue" w:eastAsia="Times New Roman" w:hAnsi="Helvetica Neue" w:cs="Calibri"/>
+                <w:color w:val="212121"/>
+                <w:sz w:val="20"/>
+                <w:szCs w:val="20"/>
+                <w:lang w:val="en-US" w:eastAsia="en-GB"/>
+              </w:rPr>
               <w:t>Castellated Holes</w:t>
             </w:r>
           </w:p>
@@ -411,7 +485,17 @@
                 <w:szCs w:val="20"/>
                 <w:lang w:val="en-US" w:eastAsia="en-GB"/>
               </w:rPr>
-              <w:t>NO</w:t>
+              <w:t>N</w:t>
+            </w:r>
+            <w:r>
+              <w:rPr>
+                <w:rFonts w:ascii="Helvetica Neue" w:eastAsia="Times New Roman" w:hAnsi="Helvetica Neue" w:cs="Calibri"/>
+                <w:color w:val="212121"/>
+                <w:sz w:val="20"/>
+                <w:szCs w:val="20"/>
+                <w:lang w:val="en-US" w:eastAsia="en-GB"/>
+              </w:rPr>
+              <w:t>o</w:t>
             </w:r>
           </w:p>
         </w:tc>
@@ -631,11 +715,131 @@
     </w:p>
     <w:p>
       <w:pPr>
-        <w:pStyle w:val="Heading2"/>
+        <w:pStyle w:val="Nadpis2"/>
         <w:rPr>
           <w:lang w:val="en-US" w:eastAsia="en-GB"/>
         </w:rPr>
       </w:pPr>
+      <w:r>
+        <w:rPr>
+          <w:noProof/>
+        </w:rPr>
+        <w:drawing>
+          <wp:anchor distT="0" distB="0" distL="114300" distR="114300" simplePos="0" relativeHeight="251668480" behindDoc="0" locked="0" layoutInCell="1" allowOverlap="1" wp14:anchorId="6B54006B" wp14:editId="71A0A3E2">
+            <wp:simplePos x="0" y="0"/>
+            <wp:positionH relativeFrom="column">
+              <wp:posOffset>1240097</wp:posOffset>
+            </wp:positionH>
+            <wp:positionV relativeFrom="paragraph">
+              <wp:posOffset>536402</wp:posOffset>
+            </wp:positionV>
+            <wp:extent cx="1279508" cy="1782685"/>
+            <wp:effectExtent l="0" t="0" r="3810" b="0"/>
+            <wp:wrapNone/>
+            <wp:docPr id="310368859" name="Obrázek 1"/>
+            <wp:cNvGraphicFramePr>
+              <a:graphicFrameLocks xmlns:a="http://schemas.openxmlformats.org/drawingml/2006/main" noChangeAspect="1"/>
+            </wp:cNvGraphicFramePr>
+            <a:graphic xmlns:a="http://schemas.openxmlformats.org/drawingml/2006/main">
+              <a:graphicData uri="http://schemas.openxmlformats.org/drawingml/2006/picture">
+                <pic:pic xmlns:pic="http://schemas.openxmlformats.org/drawingml/2006/picture">
+                  <pic:nvPicPr>
+                    <pic:cNvPr id="310368859" name=""/>
+                    <pic:cNvPicPr/>
+                  </pic:nvPicPr>
+                  <pic:blipFill>
+                    <a:blip r:embed="rId11" cstate="print">
+                      <a:extLst>
+                        <a:ext uri="{28A0092B-C50C-407E-A947-70E740481C1C}">
+                          <a14:useLocalDpi xmlns:a14="http://schemas.microsoft.com/office/drawing/2010/main" val="0"/>
+                        </a:ext>
+                      </a:extLst>
+                    </a:blip>
+                    <a:stretch>
+                      <a:fillRect/>
+                    </a:stretch>
+                  </pic:blipFill>
+                  <pic:spPr>
+                    <a:xfrm>
+                      <a:off x="0" y="0"/>
+                      <a:ext cx="1301554" cy="1813400"/>
+                    </a:xfrm>
+                    <a:prstGeom prst="rect">
+                      <a:avLst/>
+                    </a:prstGeom>
+                  </pic:spPr>
+                </pic:pic>
+              </a:graphicData>
+            </a:graphic>
+            <wp14:sizeRelH relativeFrom="margin">
+              <wp14:pctWidth>0</wp14:pctWidth>
+            </wp14:sizeRelH>
+            <wp14:sizeRelV relativeFrom="margin">
+              <wp14:pctHeight>0</wp14:pctHeight>
+            </wp14:sizeRelV>
+          </wp:anchor>
+        </w:drawing>
+      </w:r>
+      <w:r>
+        <w:rPr>
+          <w:lang w:val="en-US" w:eastAsia="en-GB"/>
+        </w:rPr>
+        <w:drawing>
+          <wp:anchor distT="0" distB="0" distL="114300" distR="114300" simplePos="0" relativeHeight="251667456" behindDoc="0" locked="0" layoutInCell="1" allowOverlap="1" wp14:anchorId="7E407827" wp14:editId="2D38FB05">
+            <wp:simplePos x="0" y="0"/>
+            <wp:positionH relativeFrom="column">
+              <wp:posOffset>-87341</wp:posOffset>
+            </wp:positionH>
+            <wp:positionV relativeFrom="paragraph">
+              <wp:posOffset>521970</wp:posOffset>
+            </wp:positionV>
+            <wp:extent cx="1334176" cy="1843771"/>
+            <wp:effectExtent l="0" t="0" r="0" b="0"/>
+            <wp:wrapNone/>
+            <wp:docPr id="193126783" name="Obrázek 1"/>
+            <wp:cNvGraphicFramePr>
+              <a:graphicFrameLocks xmlns:a="http://schemas.openxmlformats.org/drawingml/2006/main" noChangeAspect="1"/>
+            </wp:cNvGraphicFramePr>
+            <a:graphic xmlns:a="http://schemas.openxmlformats.org/drawingml/2006/main">
+              <a:graphicData uri="http://schemas.openxmlformats.org/drawingml/2006/picture">
+                <pic:pic xmlns:pic="http://schemas.openxmlformats.org/drawingml/2006/picture">
+                  <pic:nvPicPr>
+                    <pic:cNvPr id="193126783" name=""/>
+                    <pic:cNvPicPr/>
+                  </pic:nvPicPr>
+                  <pic:blipFill>
+                    <a:blip r:embed="rId12" cstate="print">
+                      <a:extLst>
+                        <a:ext uri="{28A0092B-C50C-407E-A947-70E740481C1C}">
+                          <a14:useLocalDpi xmlns:a14="http://schemas.microsoft.com/office/drawing/2010/main" val="0"/>
+                        </a:ext>
+                      </a:extLst>
+                    </a:blip>
+                    <a:stretch>
+                      <a:fillRect/>
+                    </a:stretch>
+                  </pic:blipFill>
+                  <pic:spPr>
+                    <a:xfrm>
+                      <a:off x="0" y="0"/>
+                      <a:ext cx="1334176" cy="1843771"/>
+                    </a:xfrm>
+                    <a:prstGeom prst="rect">
+                      <a:avLst/>
+                    </a:prstGeom>
+                  </pic:spPr>
+                </pic:pic>
+              </a:graphicData>
+            </a:graphic>
+            <wp14:sizeRelH relativeFrom="margin">
+              <wp14:pctWidth>0</wp14:pctWidth>
+            </wp14:sizeRelH>
+            <wp14:sizeRelV relativeFrom="margin">
+              <wp14:pctHeight>0</wp14:pctHeight>
+            </wp14:sizeRelV>
+          </wp:anchor>
+        </w:drawing>
+      </w:r>
       <w:r>
         <w:rPr>
           <w:noProof/>
@@ -664,7 +868,7 @@
                     <pic:cNvPicPr/>
                   </pic:nvPicPr>
                   <pic:blipFill>
-                    <a:blip r:embed="rId10">
+                    <a:blip r:embed="rId13">
                       <a:extLst>
                         <a:ext uri="{28A0092B-C50C-407E-A947-70E740481C1C}">
                           <a14:useLocalDpi xmlns:a14="http://schemas.microsoft.com/office/drawing/2010/main" val="0"/>
@@ -679,250 +883,6 @@
                     <a:xfrm>
                       <a:off x="0" y="0"/>
                       <a:ext cx="2110105" cy="1735455"/>
-                    </a:xfrm>
-                    <a:prstGeom prst="rect">
-                      <a:avLst/>
-                    </a:prstGeom>
-                  </pic:spPr>
-                </pic:pic>
-              </a:graphicData>
-            </a:graphic>
-            <wp14:sizeRelH relativeFrom="margin">
-              <wp14:pctWidth>0</wp14:pctWidth>
-            </wp14:sizeRelH>
-            <wp14:sizeRelV relativeFrom="margin">
-              <wp14:pctHeight>0</wp14:pctHeight>
-            </wp14:sizeRelV>
-          </wp:anchor>
-        </w:drawing>
-      </w:r>
-      <w:r>
-        <w:rPr>
-          <w:noProof/>
-        </w:rPr>
-        <w:drawing>
-          <wp:anchor distT="0" distB="0" distL="114300" distR="114300" simplePos="0" relativeHeight="251665408" behindDoc="0" locked="0" layoutInCell="1" allowOverlap="1" wp14:anchorId="5AC7688F" wp14:editId="544B7C81">
-            <wp:simplePos x="0" y="0"/>
-            <wp:positionH relativeFrom="column">
-              <wp:posOffset>2193925</wp:posOffset>
-            </wp:positionH>
-            <wp:positionV relativeFrom="paragraph">
-              <wp:posOffset>2473325</wp:posOffset>
-            </wp:positionV>
-            <wp:extent cx="2131060" cy="1478280"/>
-            <wp:effectExtent l="0" t="0" r="2540" b="0"/>
-            <wp:wrapTopAndBottom/>
-            <wp:docPr id="9" name="Picture 9"/>
-            <wp:cNvGraphicFramePr>
-              <a:graphicFrameLocks xmlns:a="http://schemas.openxmlformats.org/drawingml/2006/main" noChangeAspect="1"/>
-            </wp:cNvGraphicFramePr>
-            <a:graphic xmlns:a="http://schemas.openxmlformats.org/drawingml/2006/main">
-              <a:graphicData uri="http://schemas.openxmlformats.org/drawingml/2006/picture">
-                <pic:pic xmlns:pic="http://schemas.openxmlformats.org/drawingml/2006/picture">
-                  <pic:nvPicPr>
-                    <pic:cNvPr id="1" name=""/>
-                    <pic:cNvPicPr/>
-                  </pic:nvPicPr>
-                  <pic:blipFill>
-                    <a:blip r:embed="rId11" cstate="print">
-                      <a:extLst>
-                        <a:ext uri="{28A0092B-C50C-407E-A947-70E740481C1C}">
-                          <a14:useLocalDpi xmlns:a14="http://schemas.microsoft.com/office/drawing/2010/main" val="0"/>
-                        </a:ext>
-                      </a:extLst>
-                    </a:blip>
-                    <a:stretch>
-                      <a:fillRect/>
-                    </a:stretch>
-                  </pic:blipFill>
-                  <pic:spPr>
-                    <a:xfrm>
-                      <a:off x="0" y="0"/>
-                      <a:ext cx="2131060" cy="1478280"/>
-                    </a:xfrm>
-                    <a:prstGeom prst="rect">
-                      <a:avLst/>
-                    </a:prstGeom>
-                  </pic:spPr>
-                </pic:pic>
-              </a:graphicData>
-            </a:graphic>
-            <wp14:sizeRelH relativeFrom="margin">
-              <wp14:pctWidth>0</wp14:pctWidth>
-            </wp14:sizeRelH>
-            <wp14:sizeRelV relativeFrom="margin">
-              <wp14:pctHeight>0</wp14:pctHeight>
-            </wp14:sizeRelV>
-          </wp:anchor>
-        </w:drawing>
-      </w:r>
-      <w:r>
-        <w:rPr>
-          <w:rFonts w:ascii="Helvetica Neue" w:eastAsia="Times New Roman" w:hAnsi="Helvetica Neue" w:cs="Calibri"/>
-          <w:color w:val="212121"/>
-          <w:sz w:val="20"/>
-          <w:szCs w:val="20"/>
-          <w:lang w:val="en-US" w:eastAsia="en-GB"/>
-        </w:rPr>
-        <w:drawing>
-          <wp:anchor distT="0" distB="0" distL="114300" distR="114300" simplePos="0" relativeHeight="251664384" behindDoc="0" locked="0" layoutInCell="1" allowOverlap="1" wp14:anchorId="41AD7F5A" wp14:editId="1E4CE069">
-            <wp:simplePos x="0" y="0"/>
-            <wp:positionH relativeFrom="column">
-              <wp:posOffset>390</wp:posOffset>
-            </wp:positionH>
-            <wp:positionV relativeFrom="paragraph">
-              <wp:posOffset>2475279</wp:posOffset>
-            </wp:positionV>
-            <wp:extent cx="2149200" cy="1483200"/>
-            <wp:effectExtent l="0" t="0" r="0" b="3175"/>
-            <wp:wrapTopAndBottom/>
-            <wp:docPr id="8" name="Picture 8" descr="A picture containing text, toy&#10;&#10;Description automatically generated"/>
-            <wp:cNvGraphicFramePr>
-              <a:graphicFrameLocks xmlns:a="http://schemas.openxmlformats.org/drawingml/2006/main" noChangeAspect="1"/>
-            </wp:cNvGraphicFramePr>
-            <a:graphic xmlns:a="http://schemas.openxmlformats.org/drawingml/2006/main">
-              <a:graphicData uri="http://schemas.openxmlformats.org/drawingml/2006/picture">
-                <pic:pic xmlns:pic="http://schemas.openxmlformats.org/drawingml/2006/picture">
-                  <pic:nvPicPr>
-                    <pic:cNvPr id="8" name="Picture 8" descr="A picture containing text, toy&#10;&#10;Description automatically generated"/>
-                    <pic:cNvPicPr/>
-                  </pic:nvPicPr>
-                  <pic:blipFill>
-                    <a:blip r:embed="rId12" cstate="print">
-                      <a:extLst>
-                        <a:ext uri="{28A0092B-C50C-407E-A947-70E740481C1C}">
-                          <a14:useLocalDpi xmlns:a14="http://schemas.microsoft.com/office/drawing/2010/main" val="0"/>
-                        </a:ext>
-                      </a:extLst>
-                    </a:blip>
-                    <a:stretch>
-                      <a:fillRect/>
-                    </a:stretch>
-                  </pic:blipFill>
-                  <pic:spPr>
-                    <a:xfrm>
-                      <a:off x="0" y="0"/>
-                      <a:ext cx="2149200" cy="1483200"/>
-                    </a:xfrm>
-                    <a:prstGeom prst="rect">
-                      <a:avLst/>
-                    </a:prstGeom>
-                  </pic:spPr>
-                </pic:pic>
-              </a:graphicData>
-            </a:graphic>
-            <wp14:sizeRelH relativeFrom="margin">
-              <wp14:pctWidth>0</wp14:pctWidth>
-            </wp14:sizeRelH>
-            <wp14:sizeRelV relativeFrom="margin">
-              <wp14:pctHeight>0</wp14:pctHeight>
-            </wp14:sizeRelV>
-          </wp:anchor>
-        </w:drawing>
-      </w:r>
-      <w:r>
-        <w:rPr>
-          <w:lang w:val="en-US" w:eastAsia="en-GB"/>
-        </w:rPr>
-        <w:drawing>
-          <wp:anchor distT="0" distB="0" distL="114300" distR="114300" simplePos="0" relativeHeight="251662336" behindDoc="0" locked="0" layoutInCell="1" allowOverlap="0" wp14:anchorId="09CC9779" wp14:editId="11D3CE47">
-            <wp:simplePos x="0" y="0"/>
-            <wp:positionH relativeFrom="column">
-              <wp:posOffset>0</wp:posOffset>
-            </wp:positionH>
-            <wp:positionV relativeFrom="paragraph">
-              <wp:posOffset>520700</wp:posOffset>
-            </wp:positionV>
-            <wp:extent cx="1497965" cy="1813560"/>
-            <wp:effectExtent l="0" t="0" r="635" b="2540"/>
-            <wp:wrapTopAndBottom/>
-            <wp:docPr id="6" name="Picture 6" descr="A picture containing shape&#10;&#10;Description automatically generated"/>
-            <wp:cNvGraphicFramePr>
-              <a:graphicFrameLocks xmlns:a="http://schemas.openxmlformats.org/drawingml/2006/main" noChangeAspect="1"/>
-            </wp:cNvGraphicFramePr>
-            <a:graphic xmlns:a="http://schemas.openxmlformats.org/drawingml/2006/main">
-              <a:graphicData uri="http://schemas.openxmlformats.org/drawingml/2006/picture">
-                <pic:pic xmlns:pic="http://schemas.openxmlformats.org/drawingml/2006/picture">
-                  <pic:nvPicPr>
-                    <pic:cNvPr id="6" name="Picture 6" descr="A picture containing shape&#10;&#10;Description automatically generated"/>
-                    <pic:cNvPicPr/>
-                  </pic:nvPicPr>
-                  <pic:blipFill>
-                    <a:blip r:embed="rId13" cstate="print">
-                      <a:extLst>
-                        <a:ext uri="{28A0092B-C50C-407E-A947-70E740481C1C}">
-                          <a14:useLocalDpi xmlns:a14="http://schemas.microsoft.com/office/drawing/2010/main" val="0"/>
-                        </a:ext>
-                      </a:extLst>
-                    </a:blip>
-                    <a:stretch>
-                      <a:fillRect/>
-                    </a:stretch>
-                  </pic:blipFill>
-                  <pic:spPr>
-                    <a:xfrm>
-                      <a:off x="0" y="0"/>
-                      <a:ext cx="1497965" cy="1813560"/>
-                    </a:xfrm>
-                    <a:prstGeom prst="rect">
-                      <a:avLst/>
-                    </a:prstGeom>
-                  </pic:spPr>
-                </pic:pic>
-              </a:graphicData>
-            </a:graphic>
-            <wp14:sizeRelH relativeFrom="margin">
-              <wp14:pctWidth>0</wp14:pctWidth>
-            </wp14:sizeRelH>
-            <wp14:sizeRelV relativeFrom="margin">
-              <wp14:pctHeight>0</wp14:pctHeight>
-            </wp14:sizeRelV>
-          </wp:anchor>
-        </w:drawing>
-      </w:r>
-      <w:r>
-        <w:rPr>
-          <w:lang w:val="en-US" w:eastAsia="en-GB"/>
-        </w:rPr>
-        <w:drawing>
-          <wp:anchor distT="0" distB="0" distL="114300" distR="114300" simplePos="0" relativeHeight="251663360" behindDoc="0" locked="0" layoutInCell="1" allowOverlap="1" wp14:anchorId="0DF0D02D" wp14:editId="219C42D1">
-            <wp:simplePos x="0" y="0"/>
-            <wp:positionH relativeFrom="column">
-              <wp:posOffset>1497965</wp:posOffset>
-            </wp:positionH>
-            <wp:positionV relativeFrom="paragraph">
-              <wp:posOffset>521335</wp:posOffset>
-            </wp:positionV>
-            <wp:extent cx="1498600" cy="1813560"/>
-            <wp:effectExtent l="0" t="0" r="0" b="2540"/>
-            <wp:wrapTopAndBottom/>
-            <wp:docPr id="7" name="Picture 7" descr="Shape&#10;&#10;Description automatically generated with low confidence"/>
-            <wp:cNvGraphicFramePr>
-              <a:graphicFrameLocks xmlns:a="http://schemas.openxmlformats.org/drawingml/2006/main" noChangeAspect="1"/>
-            </wp:cNvGraphicFramePr>
-            <a:graphic xmlns:a="http://schemas.openxmlformats.org/drawingml/2006/main">
-              <a:graphicData uri="http://schemas.openxmlformats.org/drawingml/2006/picture">
-                <pic:pic xmlns:pic="http://schemas.openxmlformats.org/drawingml/2006/picture">
-                  <pic:nvPicPr>
-                    <pic:cNvPr id="7" name="Picture 7" descr="Shape&#10;&#10;Description automatically generated with low confidence"/>
-                    <pic:cNvPicPr/>
-                  </pic:nvPicPr>
-                  <pic:blipFill>
-                    <a:blip r:embed="rId14" cstate="print">
-                      <a:extLst>
-                        <a:ext uri="{28A0092B-C50C-407E-A947-70E740481C1C}">
-                          <a14:useLocalDpi xmlns:a14="http://schemas.microsoft.com/office/drawing/2010/main" val="0"/>
-                        </a:ext>
-                      </a:extLst>
-                    </a:blip>
-                    <a:stretch>
-                      <a:fillRect/>
-                    </a:stretch>
-                  </pic:blipFill>
-                  <pic:spPr>
-                    <a:xfrm>
-                      <a:off x="0" y="0"/>
-                      <a:ext cx="1498600" cy="1813560"/>
                     </a:xfrm>
                     <a:prstGeom prst="rect">
                       <a:avLst/>
@@ -971,6 +931,139 @@
           <w:lang w:val="en-US" w:eastAsia="en-GB"/>
         </w:rPr>
       </w:pPr>
+      <w:r>
+        <w:rPr>
+          <w:rFonts w:ascii="Helvetica Neue" w:eastAsia="Times New Roman" w:hAnsi="Helvetica Neue" w:cs="Calibri"/>
+          <w:color w:val="212121"/>
+          <w:sz w:val="20"/>
+          <w:szCs w:val="20"/>
+          <w:lang w:val="en-US" w:eastAsia="en-GB"/>
+        </w:rPr>
+        <w:drawing>
+          <wp:anchor distT="0" distB="0" distL="114300" distR="114300" simplePos="0" relativeHeight="251670528" behindDoc="0" locked="0" layoutInCell="1" allowOverlap="1" wp14:anchorId="66F7E054" wp14:editId="3AF68815">
+            <wp:simplePos x="0" y="0"/>
+            <wp:positionH relativeFrom="column">
+              <wp:posOffset>2112935</wp:posOffset>
+            </wp:positionH>
+            <wp:positionV relativeFrom="paragraph">
+              <wp:posOffset>1993438</wp:posOffset>
+            </wp:positionV>
+            <wp:extent cx="2168236" cy="1470335"/>
+            <wp:effectExtent l="0" t="0" r="3810" b="3175"/>
+            <wp:wrapNone/>
+            <wp:docPr id="932861155" name="Obrázek 1"/>
+            <wp:cNvGraphicFramePr>
+              <a:graphicFrameLocks xmlns:a="http://schemas.openxmlformats.org/drawingml/2006/main" noChangeAspect="1"/>
+            </wp:cNvGraphicFramePr>
+            <a:graphic xmlns:a="http://schemas.openxmlformats.org/drawingml/2006/main">
+              <a:graphicData uri="http://schemas.openxmlformats.org/drawingml/2006/picture">
+                <pic:pic xmlns:pic="http://schemas.openxmlformats.org/drawingml/2006/picture">
+                  <pic:nvPicPr>
+                    <pic:cNvPr id="932861155" name=""/>
+                    <pic:cNvPicPr/>
+                  </pic:nvPicPr>
+                  <pic:blipFill>
+                    <a:blip r:embed="rId14" cstate="print">
+                      <a:extLst>
+                        <a:ext uri="{28A0092B-C50C-407E-A947-70E740481C1C}">
+                          <a14:useLocalDpi xmlns:a14="http://schemas.microsoft.com/office/drawing/2010/main" val="0"/>
+                        </a:ext>
+                      </a:extLst>
+                    </a:blip>
+                    <a:stretch>
+                      <a:fillRect/>
+                    </a:stretch>
+                  </pic:blipFill>
+                  <pic:spPr>
+                    <a:xfrm>
+                      <a:off x="0" y="0"/>
+                      <a:ext cx="2238611" cy="1518058"/>
+                    </a:xfrm>
+                    <a:prstGeom prst="rect">
+                      <a:avLst/>
+                    </a:prstGeom>
+                  </pic:spPr>
+                </pic:pic>
+              </a:graphicData>
+            </a:graphic>
+            <wp14:sizeRelH relativeFrom="margin">
+              <wp14:pctWidth>0</wp14:pctWidth>
+            </wp14:sizeRelH>
+            <wp14:sizeRelV relativeFrom="margin">
+              <wp14:pctHeight>0</wp14:pctHeight>
+            </wp14:sizeRelV>
+          </wp:anchor>
+        </w:drawing>
+      </w:r>
+      <w:r>
+        <w:rPr>
+          <w:lang w:val="en-US" w:eastAsia="en-GB"/>
+        </w:rPr>
+        <w:drawing>
+          <wp:anchor distT="0" distB="0" distL="114300" distR="114300" simplePos="0" relativeHeight="251669504" behindDoc="0" locked="0" layoutInCell="1" allowOverlap="1" wp14:anchorId="0998E48D" wp14:editId="275F9D2E">
+            <wp:simplePos x="0" y="0"/>
+            <wp:positionH relativeFrom="column">
+              <wp:posOffset>-89940</wp:posOffset>
+            </wp:positionH>
+            <wp:positionV relativeFrom="paragraph">
+              <wp:posOffset>1993437</wp:posOffset>
+            </wp:positionV>
+            <wp:extent cx="2202873" cy="1478679"/>
+            <wp:effectExtent l="0" t="0" r="0" b="0"/>
+            <wp:wrapNone/>
+            <wp:docPr id="1026105762" name="Obrázek 1"/>
+            <wp:cNvGraphicFramePr>
+              <a:graphicFrameLocks xmlns:a="http://schemas.openxmlformats.org/drawingml/2006/main" noChangeAspect="1"/>
+            </wp:cNvGraphicFramePr>
+            <a:graphic xmlns:a="http://schemas.openxmlformats.org/drawingml/2006/main">
+              <a:graphicData uri="http://schemas.openxmlformats.org/drawingml/2006/picture">
+                <pic:pic xmlns:pic="http://schemas.openxmlformats.org/drawingml/2006/picture">
+                  <pic:nvPicPr>
+                    <pic:cNvPr id="1026105762" name=""/>
+                    <pic:cNvPicPr/>
+                  </pic:nvPicPr>
+                  <pic:blipFill rotWithShape="1">
+                    <a:blip r:embed="rId15" cstate="print">
+                      <a:extLst>
+                        <a:ext uri="{28A0092B-C50C-407E-A947-70E740481C1C}">
+                          <a14:useLocalDpi xmlns:a14="http://schemas.microsoft.com/office/drawing/2010/main" val="0"/>
+                        </a:ext>
+                      </a:extLst>
+                    </a:blip>
+                    <a:srcRect b="1029"/>
+                    <a:stretch>
+                      <a:fillRect/>
+                    </a:stretch>
+                  </pic:blipFill>
+                  <pic:spPr bwMode="auto">
+                    <a:xfrm>
+                      <a:off x="0" y="0"/>
+                      <a:ext cx="2213742" cy="1485975"/>
+                    </a:xfrm>
+                    <a:prstGeom prst="rect">
+                      <a:avLst/>
+                    </a:prstGeom>
+                    <a:ln>
+                      <a:noFill/>
+                    </a:ln>
+                    <a:extLst>
+                      <a:ext uri="{53640926-AAD7-44D8-BBD7-CCE9431645EC}">
+                        <a14:shadowObscured xmlns:a14="http://schemas.microsoft.com/office/drawing/2010/main"/>
+                      </a:ext>
+                    </a:extLst>
+                  </pic:spPr>
+                </pic:pic>
+              </a:graphicData>
+            </a:graphic>
+            <wp14:sizeRelH relativeFrom="margin">
+              <wp14:pctWidth>0</wp14:pctWidth>
+            </wp14:sizeRelH>
+            <wp14:sizeRelV relativeFrom="margin">
+              <wp14:pctHeight>0</wp14:pctHeight>
+            </wp14:sizeRelV>
+          </wp:anchor>
+        </w:drawing>
+      </w:r>
       <w:r>
         <w:rPr>
           <w:lang w:val="en-US" w:eastAsia="en-GB"/>
@@ -1135,8 +1228,8 @@
       </w:r>
     </w:p>
     <w:sectPr>
-      <w:headerReference w:type="default" r:id="rId15"/>
-      <w:footerReference w:type="default" r:id="rId16"/>
+      <w:headerReference w:type="default" r:id="rId16"/>
+      <w:footerReference w:type="default" r:id="rId17"/>
       <w:pgSz w:w="11906" w:h="16838"/>
       <w:pgMar w:top="2098" w:right="1418" w:bottom="1418" w:left="1418" w:header="709" w:footer="709" w:gutter="0"/>
       <w:cols w:space="708"/>
@@ -1147,7 +1240,7 @@
 </file>
 
 <file path=word/endnotes.xml><?xml version="1.0" encoding="utf-8"?>
-<w:endnotes xmlns:wpc="http://schemas.microsoft.com/office/word/2010/wordprocessingCanvas" xmlns:cx="http://schemas.microsoft.com/office/drawing/2014/chartex" xmlns:cx1="http://schemas.microsoft.com/office/drawing/2015/9/8/chartex" xmlns:cx2="http://schemas.microsoft.com/office/drawing/2015/10/21/chartex" xmlns:cx3="http://schemas.microsoft.com/office/drawing/2016/5/9/chartex" xmlns:cx4="http://schemas.microsoft.com/office/drawing/2016/5/10/chartex" xmlns:cx5="http://schemas.microsoft.com/office/drawing/2016/5/11/chartex" xmlns:cx6="http://schemas.microsoft.com/office/drawing/2016/5/12/chartex" xmlns:cx7="http://schemas.microsoft.com/office/drawing/2016/5/13/chartex" xmlns:cx8="http://schemas.microsoft.com/office/drawing/2016/5/14/chartex" xmlns:mc="http://schemas.openxmlformats.org/markup-compatibility/2006" xmlns:aink="http://schemas.microsoft.com/office/drawing/2016/ink" xmlns:am3d="http://schemas.microsoft.com/office/drawing/2017/model3d" xmlns:o="urn:schemas-microsoft-com:office:office" xmlns:oel="http://schemas.microsoft.com/office/2019/extlst" xmlns:r="http://schemas.openxmlformats.org/officeDocument/2006/relationships" xmlns:m="http://schemas.openxmlformats.org/officeDocument/2006/math" xmlns:v="urn:schemas-microsoft-com:vml" xmlns:wp14="http://schemas.microsoft.com/office/word/2010/wordprocessingDrawing" xmlns:wp="http://schemas.openxmlformats.org/drawingml/2006/wordprocessingDrawing" xmlns:w10="urn:schemas-microsoft-com:office:word" xmlns:w="http://schemas.openxmlformats.org/wordprocessingml/2006/main" xmlns:w14="http://schemas.microsoft.com/office/word/2010/wordml" xmlns:w15="http://schemas.microsoft.com/office/word/2012/wordml" xmlns:w16cex="http://schemas.microsoft.com/office/word/2018/wordml/cex" xmlns:w16cid="http://schemas.microsoft.com/office/word/2016/wordml/cid" xmlns:w16="http://schemas.microsoft.com/office/word/2018/wordml" xmlns:w16sdtdh="http://schemas.microsoft.com/office/word/2020/wordml/sdtdatahash" xmlns:w16se="http://schemas.microsoft.com/office/word/2015/wordml/symex" xmlns:wpg="http://schemas.microsoft.com/office/word/2010/wordprocessingGroup" xmlns:wpi="http://schemas.microsoft.com/office/word/2010/wordprocessingInk" xmlns:wne="http://schemas.microsoft.com/office/word/2006/wordml" xmlns:wps="http://schemas.microsoft.com/office/word/2010/wordprocessingShape" mc:Ignorable="w14 w15 w16se w16cid w16 w16cex w16sdtdh wp14">
+<w:endnotes xmlns:wpc="http://schemas.microsoft.com/office/word/2010/wordprocessingCanvas" xmlns:cx="http://schemas.microsoft.com/office/drawing/2014/chartex" xmlns:cx1="http://schemas.microsoft.com/office/drawing/2015/9/8/chartex" xmlns:cx2="http://schemas.microsoft.com/office/drawing/2015/10/21/chartex" xmlns:cx3="http://schemas.microsoft.com/office/drawing/2016/5/9/chartex" xmlns:cx4="http://schemas.microsoft.com/office/drawing/2016/5/10/chartex" xmlns:cx5="http://schemas.microsoft.com/office/drawing/2016/5/11/chartex" xmlns:cx6="http://schemas.microsoft.com/office/drawing/2016/5/12/chartex" xmlns:cx7="http://schemas.microsoft.com/office/drawing/2016/5/13/chartex" xmlns:cx8="http://schemas.microsoft.com/office/drawing/2016/5/14/chartex" xmlns:mc="http://schemas.openxmlformats.org/markup-compatibility/2006" xmlns:aink="http://schemas.microsoft.com/office/drawing/2016/ink" xmlns:am3d="http://schemas.microsoft.com/office/drawing/2017/model3d" xmlns:o="urn:schemas-microsoft-com:office:office" xmlns:oel="http://schemas.microsoft.com/office/2019/extlst" xmlns:r="http://schemas.openxmlformats.org/officeDocument/2006/relationships" xmlns:m="http://schemas.openxmlformats.org/officeDocument/2006/math" xmlns:v="urn:schemas-microsoft-com:vml" xmlns:wp14="http://schemas.microsoft.com/office/word/2010/wordprocessingDrawing" xmlns:wp="http://schemas.openxmlformats.org/drawingml/2006/wordprocessingDrawing" xmlns:w10="urn:schemas-microsoft-com:office:word" xmlns:w="http://schemas.openxmlformats.org/wordprocessingml/2006/main" xmlns:w14="http://schemas.microsoft.com/office/word/2010/wordml" xmlns:w15="http://schemas.microsoft.com/office/word/2012/wordml" xmlns:w16cex="http://schemas.microsoft.com/office/word/2018/wordml/cex" xmlns:w16cid="http://schemas.microsoft.com/office/word/2016/wordml/cid" xmlns:w16="http://schemas.microsoft.com/office/word/2018/wordml" xmlns:w16du="http://schemas.microsoft.com/office/word/2023/wordml/word16du" xmlns:w16sdtdh="http://schemas.microsoft.com/office/word/2020/wordml/sdtdatahash" xmlns:w16sdtfl="http://schemas.microsoft.com/office/word/2024/wordml/sdtformatlock" xmlns:w16se="http://schemas.microsoft.com/office/word/2015/wordml/symex" xmlns:wpg="http://schemas.microsoft.com/office/word/2010/wordprocessingGroup" xmlns:wpi="http://schemas.microsoft.com/office/word/2010/wordprocessingInk" xmlns:wne="http://schemas.microsoft.com/office/word/2006/wordml" xmlns:wps="http://schemas.microsoft.com/office/word/2010/wordprocessingShape" mc:Ignorable="w14 w15 w16se w16cid w16 w16cex w16sdtdh w16sdtfl w16du wp14">
   <w:endnote w:type="separator" w:id="-1">
     <w:p>
       <w:pPr>
@@ -1172,10 +1265,10 @@
 </file>
 
 <file path=word/footer1.xml><?xml version="1.0" encoding="utf-8"?>
-<w:ftr xmlns:wpc="http://schemas.microsoft.com/office/word/2010/wordprocessingCanvas" xmlns:cx="http://schemas.microsoft.com/office/drawing/2014/chartex" xmlns:cx1="http://schemas.microsoft.com/office/drawing/2015/9/8/chartex" xmlns:cx2="http://schemas.microsoft.com/office/drawing/2015/10/21/chartex" xmlns:cx3="http://schemas.microsoft.com/office/drawing/2016/5/9/chartex" xmlns:cx4="http://schemas.microsoft.com/office/drawing/2016/5/10/chartex" xmlns:cx5="http://schemas.microsoft.com/office/drawing/2016/5/11/chartex" xmlns:cx6="http://schemas.microsoft.com/office/drawing/2016/5/12/chartex" xmlns:cx7="http://schemas.microsoft.com/office/drawing/2016/5/13/chartex" xmlns:cx8="http://schemas.microsoft.com/office/drawing/2016/5/14/chartex" xmlns:mc="http://schemas.openxmlformats.org/markup-compatibility/2006" xmlns:aink="http://schemas.microsoft.com/office/drawing/2016/ink" xmlns:am3d="http://schemas.microsoft.com/office/drawing/2017/model3d" xmlns:o="urn:schemas-microsoft-com:office:office" xmlns:oel="http://schemas.microsoft.com/office/2019/extlst" xmlns:r="http://schemas.openxmlformats.org/officeDocument/2006/relationships" xmlns:m="http://schemas.openxmlformats.org/officeDocument/2006/math" xmlns:v="urn:schemas-microsoft-com:vml" xmlns:wp14="http://schemas.microsoft.com/office/word/2010/wordprocessingDrawing" xmlns:wp="http://schemas.openxmlformats.org/drawingml/2006/wordprocessingDrawing" xmlns:w10="urn:schemas-microsoft-com:office:word" xmlns:w="http://schemas.openxmlformats.org/wordprocessingml/2006/main" xmlns:w14="http://schemas.microsoft.com/office/word/2010/wordml" xmlns:w15="http://schemas.microsoft.com/office/word/2012/wordml" xmlns:w16cex="http://schemas.microsoft.com/office/word/2018/wordml/cex" xmlns:w16cid="http://schemas.microsoft.com/office/word/2016/wordml/cid" xmlns:w16="http://schemas.microsoft.com/office/word/2018/wordml" xmlns:w16sdtdh="http://schemas.microsoft.com/office/word/2020/wordml/sdtdatahash" xmlns:w16se="http://schemas.microsoft.com/office/word/2015/wordml/symex" xmlns:wpg="http://schemas.microsoft.com/office/word/2010/wordprocessingGroup" xmlns:wpi="http://schemas.microsoft.com/office/word/2010/wordprocessingInk" xmlns:wne="http://schemas.microsoft.com/office/word/2006/wordml" xmlns:wps="http://schemas.microsoft.com/office/word/2010/wordprocessingShape" mc:Ignorable="w14 w15 w16se w16cid w16 w16cex w16sdtdh wp14">
+<w:ftr xmlns:wpc="http://schemas.microsoft.com/office/word/2010/wordprocessingCanvas" xmlns:cx="http://schemas.microsoft.com/office/drawing/2014/chartex" xmlns:cx1="http://schemas.microsoft.com/office/drawing/2015/9/8/chartex" xmlns:cx2="http://schemas.microsoft.com/office/drawing/2015/10/21/chartex" xmlns:cx3="http://schemas.microsoft.com/office/drawing/2016/5/9/chartex" xmlns:cx4="http://schemas.microsoft.com/office/drawing/2016/5/10/chartex" xmlns:cx5="http://schemas.microsoft.com/office/drawing/2016/5/11/chartex" xmlns:cx6="http://schemas.microsoft.com/office/drawing/2016/5/12/chartex" xmlns:cx7="http://schemas.microsoft.com/office/drawing/2016/5/13/chartex" xmlns:cx8="http://schemas.microsoft.com/office/drawing/2016/5/14/chartex" xmlns:mc="http://schemas.openxmlformats.org/markup-compatibility/2006" xmlns:aink="http://schemas.microsoft.com/office/drawing/2016/ink" xmlns:am3d="http://schemas.microsoft.com/office/drawing/2017/model3d" xmlns:o="urn:schemas-microsoft-com:office:office" xmlns:oel="http://schemas.microsoft.com/office/2019/extlst" xmlns:r="http://schemas.openxmlformats.org/officeDocument/2006/relationships" xmlns:m="http://schemas.openxmlformats.org/officeDocument/2006/math" xmlns:v="urn:schemas-microsoft-com:vml" xmlns:wp14="http://schemas.microsoft.com/office/word/2010/wordprocessingDrawing" xmlns:wp="http://schemas.openxmlformats.org/drawingml/2006/wordprocessingDrawing" xmlns:w10="urn:schemas-microsoft-com:office:word" xmlns:w="http://schemas.openxmlformats.org/wordprocessingml/2006/main" xmlns:w14="http://schemas.microsoft.com/office/word/2010/wordml" xmlns:w15="http://schemas.microsoft.com/office/word/2012/wordml" xmlns:w16cex="http://schemas.microsoft.com/office/word/2018/wordml/cex" xmlns:w16cid="http://schemas.microsoft.com/office/word/2016/wordml/cid" xmlns:w16="http://schemas.microsoft.com/office/word/2018/wordml" xmlns:w16du="http://schemas.microsoft.com/office/word/2023/wordml/word16du" xmlns:w16sdtdh="http://schemas.microsoft.com/office/word/2020/wordml/sdtdatahash" xmlns:w16sdtfl="http://schemas.microsoft.com/office/word/2024/wordml/sdtformatlock" xmlns:w16se="http://schemas.microsoft.com/office/word/2015/wordml/symex" xmlns:wpg="http://schemas.microsoft.com/office/word/2010/wordprocessingGroup" xmlns:wpi="http://schemas.microsoft.com/office/word/2010/wordprocessingInk" xmlns:wne="http://schemas.microsoft.com/office/word/2006/wordml" xmlns:wps="http://schemas.microsoft.com/office/word/2010/wordprocessingShape" mc:Ignorable="w14 w15 w16se w16cid w16 w16cex w16sdtdh w16sdtfl w16du wp14">
   <w:p>
     <w:pPr>
-      <w:pStyle w:val="Footer"/>
+      <w:pStyle w:val="Zpat"/>
     </w:pPr>
     <w:r>
       <w:rPr>
@@ -2172,7 +2265,7 @@
 </file>
 
 <file path=word/footnotes.xml><?xml version="1.0" encoding="utf-8"?>
-<w:footnotes xmlns:wpc="http://schemas.microsoft.com/office/word/2010/wordprocessingCanvas" xmlns:cx="http://schemas.microsoft.com/office/drawing/2014/chartex" xmlns:cx1="http://schemas.microsoft.com/office/drawing/2015/9/8/chartex" xmlns:cx2="http://schemas.microsoft.com/office/drawing/2015/10/21/chartex" xmlns:cx3="http://schemas.microsoft.com/office/drawing/2016/5/9/chartex" xmlns:cx4="http://schemas.microsoft.com/office/drawing/2016/5/10/chartex" xmlns:cx5="http://schemas.microsoft.com/office/drawing/2016/5/11/chartex" xmlns:cx6="http://schemas.microsoft.com/office/drawing/2016/5/12/chartex" xmlns:cx7="http://schemas.microsoft.com/office/drawing/2016/5/13/chartex" xmlns:cx8="http://schemas.microsoft.com/office/drawing/2016/5/14/chartex" xmlns:mc="http://schemas.openxmlformats.org/markup-compatibility/2006" xmlns:aink="http://schemas.microsoft.com/office/drawing/2016/ink" xmlns:am3d="http://schemas.microsoft.com/office/drawing/2017/model3d" xmlns:o="urn:schemas-microsoft-com:office:office" xmlns:oel="http://schemas.microsoft.com/office/2019/extlst" xmlns:r="http://schemas.openxmlformats.org/officeDocument/2006/relationships" xmlns:m="http://schemas.openxmlformats.org/officeDocument/2006/math" xmlns:v="urn:schemas-microsoft-com:vml" xmlns:wp14="http://schemas.microsoft.com/office/word/2010/wordprocessingDrawing" xmlns:wp="http://schemas.openxmlformats.org/drawingml/2006/wordprocessingDrawing" xmlns:w10="urn:schemas-microsoft-com:office:word" xmlns:w="http://schemas.openxmlformats.org/wordprocessingml/2006/main" xmlns:w14="http://schemas.microsoft.com/office/word/2010/wordml" xmlns:w15="http://schemas.microsoft.com/office/word/2012/wordml" xmlns:w16cex="http://schemas.microsoft.com/office/word/2018/wordml/cex" xmlns:w16cid="http://schemas.microsoft.com/office/word/2016/wordml/cid" xmlns:w16="http://schemas.microsoft.com/office/word/2018/wordml" xmlns:w16sdtdh="http://schemas.microsoft.com/office/word/2020/wordml/sdtdatahash" xmlns:w16se="http://schemas.microsoft.com/office/word/2015/wordml/symex" xmlns:wpg="http://schemas.microsoft.com/office/word/2010/wordprocessingGroup" xmlns:wpi="http://schemas.microsoft.com/office/word/2010/wordprocessingInk" xmlns:wne="http://schemas.microsoft.com/office/word/2006/wordml" xmlns:wps="http://schemas.microsoft.com/office/word/2010/wordprocessingShape" mc:Ignorable="w14 w15 w16se w16cid w16 w16cex w16sdtdh wp14">
+<w:footnotes xmlns:wpc="http://schemas.microsoft.com/office/word/2010/wordprocessingCanvas" xmlns:cx="http://schemas.microsoft.com/office/drawing/2014/chartex" xmlns:cx1="http://schemas.microsoft.com/office/drawing/2015/9/8/chartex" xmlns:cx2="http://schemas.microsoft.com/office/drawing/2015/10/21/chartex" xmlns:cx3="http://schemas.microsoft.com/office/drawing/2016/5/9/chartex" xmlns:cx4="http://schemas.microsoft.com/office/drawing/2016/5/10/chartex" xmlns:cx5="http://schemas.microsoft.com/office/drawing/2016/5/11/chartex" xmlns:cx6="http://schemas.microsoft.com/office/drawing/2016/5/12/chartex" xmlns:cx7="http://schemas.microsoft.com/office/drawing/2016/5/13/chartex" xmlns:cx8="http://schemas.microsoft.com/office/drawing/2016/5/14/chartex" xmlns:mc="http://schemas.openxmlformats.org/markup-compatibility/2006" xmlns:aink="http://schemas.microsoft.com/office/drawing/2016/ink" xmlns:am3d="http://schemas.microsoft.com/office/drawing/2017/model3d" xmlns:o="urn:schemas-microsoft-com:office:office" xmlns:oel="http://schemas.microsoft.com/office/2019/extlst" xmlns:r="http://schemas.openxmlformats.org/officeDocument/2006/relationships" xmlns:m="http://schemas.openxmlformats.org/officeDocument/2006/math" xmlns:v="urn:schemas-microsoft-com:vml" xmlns:wp14="http://schemas.microsoft.com/office/word/2010/wordprocessingDrawing" xmlns:wp="http://schemas.openxmlformats.org/drawingml/2006/wordprocessingDrawing" xmlns:w10="urn:schemas-microsoft-com:office:word" xmlns:w="http://schemas.openxmlformats.org/wordprocessingml/2006/main" xmlns:w14="http://schemas.microsoft.com/office/word/2010/wordml" xmlns:w15="http://schemas.microsoft.com/office/word/2012/wordml" xmlns:w16cex="http://schemas.microsoft.com/office/word/2018/wordml/cex" xmlns:w16cid="http://schemas.microsoft.com/office/word/2016/wordml/cid" xmlns:w16="http://schemas.microsoft.com/office/word/2018/wordml" xmlns:w16du="http://schemas.microsoft.com/office/word/2023/wordml/word16du" xmlns:w16sdtdh="http://schemas.microsoft.com/office/word/2020/wordml/sdtdatahash" xmlns:w16sdtfl="http://schemas.microsoft.com/office/word/2024/wordml/sdtformatlock" xmlns:w16se="http://schemas.microsoft.com/office/word/2015/wordml/symex" xmlns:wpg="http://schemas.microsoft.com/office/word/2010/wordprocessingGroup" xmlns:wpi="http://schemas.microsoft.com/office/word/2010/wordprocessingInk" xmlns:wne="http://schemas.microsoft.com/office/word/2006/wordml" xmlns:wps="http://schemas.microsoft.com/office/word/2010/wordprocessingShape" mc:Ignorable="w14 w15 w16se w16cid w16 w16cex w16sdtdh w16sdtfl w16du wp14">
   <w:footnote w:type="separator" w:id="-1">
     <w:p>
       <w:pPr>
@@ -2197,10 +2290,10 @@
 </file>
 
 <file path=word/header1.xml><?xml version="1.0" encoding="utf-8"?>
-<w:hdr xmlns:wpc="http://schemas.microsoft.com/office/word/2010/wordprocessingCanvas" xmlns:cx="http://schemas.microsoft.com/office/drawing/2014/chartex" xmlns:cx1="http://schemas.microsoft.com/office/drawing/2015/9/8/chartex" xmlns:cx2="http://schemas.microsoft.com/office/drawing/2015/10/21/chartex" xmlns:cx3="http://schemas.microsoft.com/office/drawing/2016/5/9/chartex" xmlns:cx4="http://schemas.microsoft.com/office/drawing/2016/5/10/chartex" xmlns:cx5="http://schemas.microsoft.com/office/drawing/2016/5/11/chartex" xmlns:cx6="http://schemas.microsoft.com/office/drawing/2016/5/12/chartex" xmlns:cx7="http://schemas.microsoft.com/office/drawing/2016/5/13/chartex" xmlns:cx8="http://schemas.microsoft.com/office/drawing/2016/5/14/chartex" xmlns:mc="http://schemas.openxmlformats.org/markup-compatibility/2006" xmlns:aink="http://schemas.microsoft.com/office/drawing/2016/ink" xmlns:am3d="http://schemas.microsoft.com/office/drawing/2017/model3d" xmlns:o="urn:schemas-microsoft-com:office:office" xmlns:oel="http://schemas.microsoft.com/office/2019/extlst" xmlns:r="http://schemas.openxmlformats.org/officeDocument/2006/relationships" xmlns:m="http://schemas.openxmlformats.org/officeDocument/2006/math" xmlns:v="urn:schemas-microsoft-com:vml" xmlns:wp14="http://schemas.microsoft.com/office/word/2010/wordprocessingDrawing" xmlns:wp="http://schemas.openxmlformats.org/drawingml/2006/wordprocessingDrawing" xmlns:w10="urn:schemas-microsoft-com:office:word" xmlns:w="http://schemas.openxmlformats.org/wordprocessingml/2006/main" xmlns:w14="http://schemas.microsoft.com/office/word/2010/wordml" xmlns:w15="http://schemas.microsoft.com/office/word/2012/wordml" xmlns:w16cex="http://schemas.microsoft.com/office/word/2018/wordml/cex" xmlns:w16cid="http://schemas.microsoft.com/office/word/2016/wordml/cid" xmlns:w16="http://schemas.microsoft.com/office/word/2018/wordml" xmlns:w16sdtdh="http://schemas.microsoft.com/office/word/2020/wordml/sdtdatahash" xmlns:w16se="http://schemas.microsoft.com/office/word/2015/wordml/symex" xmlns:wpg="http://schemas.microsoft.com/office/word/2010/wordprocessingGroup" xmlns:wpi="http://schemas.microsoft.com/office/word/2010/wordprocessingInk" xmlns:wne="http://schemas.microsoft.com/office/word/2006/wordml" xmlns:wps="http://schemas.microsoft.com/office/word/2010/wordprocessingShape" mc:Ignorable="w14 w15 w16se w16cid w16 w16cex w16sdtdh wp14">
+<w:hdr xmlns:wpc="http://schemas.microsoft.com/office/word/2010/wordprocessingCanvas" xmlns:cx="http://schemas.microsoft.com/office/drawing/2014/chartex" xmlns:cx1="http://schemas.microsoft.com/office/drawing/2015/9/8/chartex" xmlns:cx2="http://schemas.microsoft.com/office/drawing/2015/10/21/chartex" xmlns:cx3="http://schemas.microsoft.com/office/drawing/2016/5/9/chartex" xmlns:cx4="http://schemas.microsoft.com/office/drawing/2016/5/10/chartex" xmlns:cx5="http://schemas.microsoft.com/office/drawing/2016/5/11/chartex" xmlns:cx6="http://schemas.microsoft.com/office/drawing/2016/5/12/chartex" xmlns:cx7="http://schemas.microsoft.com/office/drawing/2016/5/13/chartex" xmlns:cx8="http://schemas.microsoft.com/office/drawing/2016/5/14/chartex" xmlns:mc="http://schemas.openxmlformats.org/markup-compatibility/2006" xmlns:aink="http://schemas.microsoft.com/office/drawing/2016/ink" xmlns:am3d="http://schemas.microsoft.com/office/drawing/2017/model3d" xmlns:o="urn:schemas-microsoft-com:office:office" xmlns:oel="http://schemas.microsoft.com/office/2019/extlst" xmlns:r="http://schemas.openxmlformats.org/officeDocument/2006/relationships" xmlns:m="http://schemas.openxmlformats.org/officeDocument/2006/math" xmlns:v="urn:schemas-microsoft-com:vml" xmlns:wp14="http://schemas.microsoft.com/office/word/2010/wordprocessingDrawing" xmlns:wp="http://schemas.openxmlformats.org/drawingml/2006/wordprocessingDrawing" xmlns:w10="urn:schemas-microsoft-com:office:word" xmlns:w="http://schemas.openxmlformats.org/wordprocessingml/2006/main" xmlns:w14="http://schemas.microsoft.com/office/word/2010/wordml" xmlns:w15="http://schemas.microsoft.com/office/word/2012/wordml" xmlns:w16cex="http://schemas.microsoft.com/office/word/2018/wordml/cex" xmlns:w16cid="http://schemas.microsoft.com/office/word/2016/wordml/cid" xmlns:w16="http://schemas.microsoft.com/office/word/2018/wordml" xmlns:w16du="http://schemas.microsoft.com/office/word/2023/wordml/word16du" xmlns:w16sdtdh="http://schemas.microsoft.com/office/word/2020/wordml/sdtdatahash" xmlns:w16sdtfl="http://schemas.microsoft.com/office/word/2024/wordml/sdtformatlock" xmlns:w16se="http://schemas.microsoft.com/office/word/2015/wordml/symex" xmlns:wpg="http://schemas.microsoft.com/office/word/2010/wordprocessingGroup" xmlns:wpi="http://schemas.microsoft.com/office/word/2010/wordprocessingInk" xmlns:wne="http://schemas.microsoft.com/office/word/2006/wordml" xmlns:wps="http://schemas.microsoft.com/office/word/2010/wordprocessingShape" mc:Ignorable="w14 w15 w16se w16cid w16 w16cex w16sdtdh w16sdtfl w16du wp14">
   <w:p>
     <w:pPr>
-      <w:pStyle w:val="Header"/>
+      <w:pStyle w:val="Zhlav"/>
     </w:pPr>
     <w:r>
       <w:rPr>
@@ -2274,7 +2367,7 @@
 </file>
 
 <file path=word/numbering.xml><?xml version="1.0" encoding="utf-8"?>
-<w:numbering xmlns:wpc="http://schemas.microsoft.com/office/word/2010/wordprocessingCanvas" xmlns:cx="http://schemas.microsoft.com/office/drawing/2014/chartex" xmlns:cx1="http://schemas.microsoft.com/office/drawing/2015/9/8/chartex" xmlns:cx2="http://schemas.microsoft.com/office/drawing/2015/10/21/chartex" xmlns:cx3="http://schemas.microsoft.com/office/drawing/2016/5/9/chartex" xmlns:cx4="http://schemas.microsoft.com/office/drawing/2016/5/10/chartex" xmlns:cx5="http://schemas.microsoft.com/office/drawing/2016/5/11/chartex" xmlns:cx6="http://schemas.microsoft.com/office/drawing/2016/5/12/chartex" xmlns:cx7="http://schemas.microsoft.com/office/drawing/2016/5/13/chartex" xmlns:cx8="http://schemas.microsoft.com/office/drawing/2016/5/14/chartex" xmlns:mc="http://schemas.openxmlformats.org/markup-compatibility/2006" xmlns:aink="http://schemas.microsoft.com/office/drawing/2016/ink" xmlns:am3d="http://schemas.microsoft.com/office/drawing/2017/model3d" xmlns:o="urn:schemas-microsoft-com:office:office" xmlns:oel="http://schemas.microsoft.com/office/2019/extlst" xmlns:r="http://schemas.openxmlformats.org/officeDocument/2006/relationships" xmlns:m="http://schemas.openxmlformats.org/officeDocument/2006/math" xmlns:v="urn:schemas-microsoft-com:vml" xmlns:wp14="http://schemas.microsoft.com/office/word/2010/wordprocessingDrawing" xmlns:wp="http://schemas.openxmlformats.org/drawingml/2006/wordprocessingDrawing" xmlns:w10="urn:schemas-microsoft-com:office:word" xmlns:w="http://schemas.openxmlformats.org/wordprocessingml/2006/main" xmlns:w14="http://schemas.microsoft.com/office/word/2010/wordml" xmlns:w15="http://schemas.microsoft.com/office/word/2012/wordml" xmlns:w16cex="http://schemas.microsoft.com/office/word/2018/wordml/cex" xmlns:w16cid="http://schemas.microsoft.com/office/word/2016/wordml/cid" xmlns:w16="http://schemas.microsoft.com/office/word/2018/wordml" xmlns:w16sdtdh="http://schemas.microsoft.com/office/word/2020/wordml/sdtdatahash" xmlns:w16se="http://schemas.microsoft.com/office/word/2015/wordml/symex" xmlns:wpg="http://schemas.microsoft.com/office/word/2010/wordprocessingGroup" xmlns:wpi="http://schemas.microsoft.com/office/word/2010/wordprocessingInk" xmlns:wne="http://schemas.microsoft.com/office/word/2006/wordml" xmlns:wps="http://schemas.microsoft.com/office/word/2010/wordprocessingShape" mc:Ignorable="w14 w15 w16se w16cid w16 w16cex w16sdtdh wp14">
+<w:numbering xmlns:wpc="http://schemas.microsoft.com/office/word/2010/wordprocessingCanvas" xmlns:cx="http://schemas.microsoft.com/office/drawing/2014/chartex" xmlns:cx1="http://schemas.microsoft.com/office/drawing/2015/9/8/chartex" xmlns:cx2="http://schemas.microsoft.com/office/drawing/2015/10/21/chartex" xmlns:cx3="http://schemas.microsoft.com/office/drawing/2016/5/9/chartex" xmlns:cx4="http://schemas.microsoft.com/office/drawing/2016/5/10/chartex" xmlns:cx5="http://schemas.microsoft.com/office/drawing/2016/5/11/chartex" xmlns:cx6="http://schemas.microsoft.com/office/drawing/2016/5/12/chartex" xmlns:cx7="http://schemas.microsoft.com/office/drawing/2016/5/13/chartex" xmlns:cx8="http://schemas.microsoft.com/office/drawing/2016/5/14/chartex" xmlns:mc="http://schemas.openxmlformats.org/markup-compatibility/2006" xmlns:aink="http://schemas.microsoft.com/office/drawing/2016/ink" xmlns:am3d="http://schemas.microsoft.com/office/drawing/2017/model3d" xmlns:o="urn:schemas-microsoft-com:office:office" xmlns:oel="http://schemas.microsoft.com/office/2019/extlst" xmlns:r="http://schemas.openxmlformats.org/officeDocument/2006/relationships" xmlns:m="http://schemas.openxmlformats.org/officeDocument/2006/math" xmlns:v="urn:schemas-microsoft-com:vml" xmlns:wp14="http://schemas.microsoft.com/office/word/2010/wordprocessingDrawing" xmlns:wp="http://schemas.openxmlformats.org/drawingml/2006/wordprocessingDrawing" xmlns:w10="urn:schemas-microsoft-com:office:word" xmlns:w="http://schemas.openxmlformats.org/wordprocessingml/2006/main" xmlns:w14="http://schemas.microsoft.com/office/word/2010/wordml" xmlns:w15="http://schemas.microsoft.com/office/word/2012/wordml" xmlns:w16cex="http://schemas.microsoft.com/office/word/2018/wordml/cex" xmlns:w16cid="http://schemas.microsoft.com/office/word/2016/wordml/cid" xmlns:w16="http://schemas.microsoft.com/office/word/2018/wordml" xmlns:w16du="http://schemas.microsoft.com/office/word/2023/wordml/word16du" xmlns:w16sdtdh="http://schemas.microsoft.com/office/word/2020/wordml/sdtdatahash" xmlns:w16sdtfl="http://schemas.microsoft.com/office/word/2024/wordml/sdtformatlock" xmlns:w16se="http://schemas.microsoft.com/office/word/2015/wordml/symex" xmlns:wpg="http://schemas.microsoft.com/office/word/2010/wordprocessingGroup" xmlns:wpi="http://schemas.microsoft.com/office/word/2010/wordprocessingInk" xmlns:wne="http://schemas.microsoft.com/office/word/2006/wordml" xmlns:wps="http://schemas.microsoft.com/office/word/2010/wordprocessingShape" mc:Ignorable="w14 w15 w16se w16cid w16 w16cex w16sdtdh w16sdtfl w16du wp14">
   <w:abstractNum w:abstractNumId="0" w15:restartNumberingAfterBreak="0">
     <w:nsid w:val="27E0705C"/>
     <w:multiLevelType w:val="hybridMultilevel"/>
@@ -2282,7 +2375,7 @@
     <w:lvl w:ilvl="0" w:tplc="5EE28838">
       <w:start w:val="1"/>
       <w:numFmt w:val="bullet"/>
-      <w:pStyle w:val="Title"/>
+      <w:pStyle w:val="Nzev"/>
       <w:lvlText w:val="+"/>
       <w:lvlJc w:val="left"/>
       <w:pPr>
@@ -2403,7 +2496,7 @@
 </file>
 
 <file path=word/styles.xml><?xml version="1.0" encoding="utf-8"?>
-<w:styles xmlns:mc="http://schemas.openxmlformats.org/markup-compatibility/2006" xmlns:r="http://schemas.openxmlformats.org/officeDocument/2006/relationships" xmlns:w="http://schemas.openxmlformats.org/wordprocessingml/2006/main" xmlns:w14="http://schemas.microsoft.com/office/word/2010/wordml" xmlns:w15="http://schemas.microsoft.com/office/word/2012/wordml" xmlns:w16cex="http://schemas.microsoft.com/office/word/2018/wordml/cex" xmlns:w16cid="http://schemas.microsoft.com/office/word/2016/wordml/cid" xmlns:w16="http://schemas.microsoft.com/office/word/2018/wordml" xmlns:w16sdtdh="http://schemas.microsoft.com/office/word/2020/wordml/sdtdatahash" xmlns:w16se="http://schemas.microsoft.com/office/word/2015/wordml/symex" mc:Ignorable="w14 w15 w16se w16cid w16 w16cex w16sdtdh">
+<w:styles xmlns:mc="http://schemas.openxmlformats.org/markup-compatibility/2006" xmlns:r="http://schemas.openxmlformats.org/officeDocument/2006/relationships" xmlns:w="http://schemas.openxmlformats.org/wordprocessingml/2006/main" xmlns:w14="http://schemas.microsoft.com/office/word/2010/wordml" xmlns:w15="http://schemas.microsoft.com/office/word/2012/wordml" xmlns:w16cex="http://schemas.microsoft.com/office/word/2018/wordml/cex" xmlns:w16cid="http://schemas.microsoft.com/office/word/2016/wordml/cid" xmlns:w16="http://schemas.microsoft.com/office/word/2018/wordml" xmlns:w16du="http://schemas.microsoft.com/office/word/2023/wordml/word16du" xmlns:w16sdtdh="http://schemas.microsoft.com/office/word/2020/wordml/sdtdatahash" xmlns:w16sdtfl="http://schemas.microsoft.com/office/word/2024/wordml/sdtformatlock" xmlns:w16se="http://schemas.microsoft.com/office/word/2015/wordml/symex" mc:Ignorable="w14 w15 w16se w16cid w16 w16cex w16sdtdh w16sdtfl w16du">
   <w:docDefaults>
     <w:rPrDefault>
       <w:rPr>
@@ -2797,7 +2890,7 @@
     <w:lsdException w:name="Unresolved Mention" w:semiHidden="1" w:unhideWhenUsed="1"/>
     <w:lsdException w:name="Smart Link" w:semiHidden="1" w:unhideWhenUsed="1"/>
   </w:latentStyles>
-  <w:style w:type="paragraph" w:default="1" w:styleId="Normal">
+  <w:style w:type="paragraph" w:default="1" w:styleId="Normln">
     <w:name w:val="Normal"/>
     <w:qFormat/>
     <w:rsid w:val="004827C4"/>
@@ -2811,11 +2904,11 @@
       <w:sz w:val="17"/>
     </w:rPr>
   </w:style>
-  <w:style w:type="paragraph" w:styleId="Heading1">
+  <w:style w:type="paragraph" w:styleId="Nadpis1">
     <w:name w:val="heading 1"/>
-    <w:basedOn w:val="Normal"/>
-    <w:next w:val="Normal"/>
-    <w:link w:val="Heading1Char"/>
+    <w:basedOn w:val="Normln"/>
+    <w:next w:val="Normln"/>
+    <w:link w:val="Nadpis1Char"/>
     <w:uiPriority w:val="9"/>
     <w:qFormat/>
     <w:rsid w:val="00FF1FE5"/>
@@ -2830,11 +2923,11 @@
       <w:szCs w:val="40"/>
     </w:rPr>
   </w:style>
-  <w:style w:type="paragraph" w:styleId="Heading2">
+  <w:style w:type="paragraph" w:styleId="Nadpis2">
     <w:name w:val="heading 2"/>
-    <w:basedOn w:val="Heading1"/>
-    <w:next w:val="Normal"/>
-    <w:link w:val="Heading2Char"/>
+    <w:basedOn w:val="Nadpis1"/>
+    <w:next w:val="Normln"/>
+    <w:link w:val="Nadpis2Char"/>
     <w:uiPriority w:val="9"/>
     <w:unhideWhenUsed/>
     <w:qFormat/>
@@ -2850,11 +2943,11 @@
       <w:szCs w:val="32"/>
     </w:rPr>
   </w:style>
-  <w:style w:type="paragraph" w:styleId="Heading3">
+  <w:style w:type="paragraph" w:styleId="Nadpis3">
     <w:name w:val="heading 3"/>
-    <w:basedOn w:val="Heading1"/>
-    <w:next w:val="Normal"/>
-    <w:link w:val="Heading3Char"/>
+    <w:basedOn w:val="Nadpis1"/>
+    <w:next w:val="Normln"/>
+    <w:link w:val="Nadpis3Char"/>
     <w:uiPriority w:val="9"/>
     <w:unhideWhenUsed/>
     <w:qFormat/>
@@ -2869,12 +2962,13 @@
       <w:szCs w:val="24"/>
     </w:rPr>
   </w:style>
-  <w:style w:type="character" w:default="1" w:styleId="DefaultParagraphFont">
+  <w:style w:type="character" w:default="1" w:styleId="Standardnpsmoodstavce">
     <w:name w:val="Default Paragraph Font"/>
     <w:uiPriority w:val="1"/>
+    <w:semiHidden/>
     <w:unhideWhenUsed/>
   </w:style>
-  <w:style w:type="table" w:default="1" w:styleId="TableNormal">
+  <w:style w:type="table" w:default="1" w:styleId="Normlntabulka">
     <w:name w:val="Normal Table"/>
     <w:uiPriority w:val="99"/>
     <w:semiHidden/>
@@ -2889,16 +2983,16 @@
       </w:tblCellMar>
     </w:tblPr>
   </w:style>
-  <w:style w:type="numbering" w:default="1" w:styleId="NoList">
+  <w:style w:type="numbering" w:default="1" w:styleId="Bezseznamu">
     <w:name w:val="No List"/>
     <w:uiPriority w:val="99"/>
     <w:semiHidden/>
     <w:unhideWhenUsed/>
   </w:style>
-  <w:style w:type="paragraph" w:styleId="Header">
+  <w:style w:type="paragraph" w:styleId="Zhlav">
     <w:name w:val="header"/>
-    <w:basedOn w:val="Normal"/>
-    <w:link w:val="HeaderChar"/>
+    <w:basedOn w:val="Normln"/>
+    <w:link w:val="ZhlavChar"/>
     <w:uiPriority w:val="99"/>
     <w:unhideWhenUsed/>
     <w:rsid w:val="0080792B"/>
@@ -2910,17 +3004,17 @@
       <w:spacing w:after="0" w:line="240" w:lineRule="auto"/>
     </w:pPr>
   </w:style>
-  <w:style w:type="character" w:customStyle="1" w:styleId="HeaderChar">
-    <w:name w:val="Header Char"/>
-    <w:basedOn w:val="DefaultParagraphFont"/>
-    <w:link w:val="Header"/>
+  <w:style w:type="character" w:customStyle="1" w:styleId="ZhlavChar">
+    <w:name w:val="Záhlaví Char"/>
+    <w:basedOn w:val="Standardnpsmoodstavce"/>
+    <w:link w:val="Zhlav"/>
     <w:uiPriority w:val="99"/>
     <w:rsid w:val="0080792B"/>
   </w:style>
-  <w:style w:type="paragraph" w:styleId="Footer">
+  <w:style w:type="paragraph" w:styleId="Zpat">
     <w:name w:val="footer"/>
-    <w:basedOn w:val="Normal"/>
-    <w:link w:val="FooterChar"/>
+    <w:basedOn w:val="Normln"/>
+    <w:link w:val="ZpatChar"/>
     <w:uiPriority w:val="99"/>
     <w:unhideWhenUsed/>
     <w:rsid w:val="0080792B"/>
@@ -2932,17 +3026,17 @@
       <w:spacing w:after="0" w:line="240" w:lineRule="auto"/>
     </w:pPr>
   </w:style>
-  <w:style w:type="character" w:customStyle="1" w:styleId="FooterChar">
-    <w:name w:val="Footer Char"/>
-    <w:basedOn w:val="DefaultParagraphFont"/>
-    <w:link w:val="Footer"/>
+  <w:style w:type="character" w:customStyle="1" w:styleId="ZpatChar">
+    <w:name w:val="Zápatí Char"/>
+    <w:basedOn w:val="Standardnpsmoodstavce"/>
+    <w:link w:val="Zpat"/>
     <w:uiPriority w:val="99"/>
     <w:rsid w:val="0080792B"/>
   </w:style>
-  <w:style w:type="character" w:customStyle="1" w:styleId="Heading1Char">
-    <w:name w:val="Heading 1 Char"/>
-    <w:basedOn w:val="DefaultParagraphFont"/>
-    <w:link w:val="Heading1"/>
+  <w:style w:type="character" w:customStyle="1" w:styleId="Nadpis1Char">
+    <w:name w:val="Nadpis 1 Char"/>
+    <w:basedOn w:val="Standardnpsmoodstavce"/>
+    <w:link w:val="Nadpis1"/>
     <w:uiPriority w:val="9"/>
     <w:rsid w:val="00FF1FE5"/>
     <w:rPr>
@@ -2953,10 +3047,10 @@
       <w:szCs w:val="40"/>
     </w:rPr>
   </w:style>
-  <w:style w:type="character" w:customStyle="1" w:styleId="Heading2Char">
-    <w:name w:val="Heading 2 Char"/>
-    <w:basedOn w:val="DefaultParagraphFont"/>
-    <w:link w:val="Heading2"/>
+  <w:style w:type="character" w:customStyle="1" w:styleId="Nadpis2Char">
+    <w:name w:val="Nadpis 2 Char"/>
+    <w:basedOn w:val="Standardnpsmoodstavce"/>
+    <w:link w:val="Nadpis2"/>
     <w:uiPriority w:val="9"/>
     <w:rsid w:val="00FF1FE5"/>
     <w:rPr>
@@ -2967,10 +3061,10 @@
       <w:szCs w:val="32"/>
     </w:rPr>
   </w:style>
-  <w:style w:type="character" w:customStyle="1" w:styleId="Heading3Char">
-    <w:name w:val="Heading 3 Char"/>
-    <w:basedOn w:val="DefaultParagraphFont"/>
-    <w:link w:val="Heading3"/>
+  <w:style w:type="character" w:customStyle="1" w:styleId="Nadpis3Char">
+    <w:name w:val="Nadpis 3 Char"/>
+    <w:basedOn w:val="Standardnpsmoodstavce"/>
+    <w:link w:val="Nadpis3"/>
     <w:uiPriority w:val="9"/>
     <w:rsid w:val="00FF1FE5"/>
     <w:rPr>
@@ -2981,9 +3075,9 @@
       <w:szCs w:val="24"/>
     </w:rPr>
   </w:style>
-  <w:style w:type="paragraph" w:styleId="NoSpacing">
+  <w:style w:type="paragraph" w:styleId="Bezmezer">
     <w:name w:val="No Spacing"/>
-    <w:basedOn w:val="Normal"/>
+    <w:basedOn w:val="Normln"/>
     <w:uiPriority w:val="2"/>
     <w:qFormat/>
     <w:rsid w:val="00BC52D6"/>
@@ -2991,9 +3085,9 @@
       <w:spacing w:after="0"/>
     </w:pPr>
   </w:style>
-  <w:style w:type="paragraph" w:styleId="ListParagraph">
+  <w:style w:type="paragraph" w:styleId="Odstavecseseznamem">
     <w:name w:val="List Paragraph"/>
-    <w:basedOn w:val="Normal"/>
+    <w:basedOn w:val="Normln"/>
     <w:uiPriority w:val="34"/>
     <w:rsid w:val="002923D0"/>
     <w:pPr>
@@ -3001,12 +3095,12 @@
       <w:contextualSpacing/>
     </w:pPr>
   </w:style>
-  <w:style w:type="paragraph" w:styleId="Title">
+  <w:style w:type="paragraph" w:styleId="Nzev">
     <w:name w:val="Title"/>
     <w:aliases w:val="Odrážky"/>
-    <w:basedOn w:val="ListParagraph"/>
-    <w:next w:val="Normal"/>
-    <w:link w:val="TitleChar"/>
+    <w:basedOn w:val="Odstavecseseznamem"/>
+    <w:next w:val="Normln"/>
+    <w:link w:val="NzevChar"/>
     <w:uiPriority w:val="10"/>
     <w:qFormat/>
     <w:rsid w:val="00842494"/>
@@ -3022,11 +3116,11 @@
       <w:b/>
     </w:rPr>
   </w:style>
-  <w:style w:type="character" w:customStyle="1" w:styleId="TitleChar">
-    <w:name w:val="Title Char"/>
+  <w:style w:type="character" w:customStyle="1" w:styleId="NzevChar">
+    <w:name w:val="Název Char"/>
     <w:aliases w:val="Odrážky Char"/>
-    <w:basedOn w:val="DefaultParagraphFont"/>
-    <w:link w:val="Title"/>
+    <w:basedOn w:val="Standardnpsmoodstavce"/>
+    <w:link w:val="Nzev"/>
     <w:uiPriority w:val="10"/>
     <w:rsid w:val="00842494"/>
     <w:rPr>
@@ -3037,9 +3131,9 @@
       <w:sz w:val="18"/>
     </w:rPr>
   </w:style>
-  <w:style w:type="character" w:styleId="Hyperlink">
+  <w:style w:type="character" w:styleId="Hypertextovodkaz">
     <w:name w:val="Hyperlink"/>
-    <w:basedOn w:val="DefaultParagraphFont"/>
+    <w:basedOn w:val="Standardnpsmoodstavce"/>
     <w:uiPriority w:val="99"/>
     <w:unhideWhenUsed/>
     <w:rsid w:val="00050D73"/>
@@ -3048,9 +3142,9 @@
       <w:u w:val="single"/>
     </w:rPr>
   </w:style>
-  <w:style w:type="character" w:styleId="UnresolvedMention">
+  <w:style w:type="character" w:styleId="Nevyeenzmnka">
     <w:name w:val="Unresolved Mention"/>
-    <w:basedOn w:val="DefaultParagraphFont"/>
+    <w:basedOn w:val="Standardnpsmoodstavce"/>
     <w:uiPriority w:val="99"/>
     <w:semiHidden/>
     <w:unhideWhenUsed/>
@@ -3071,7 +3165,7 @@
   </w:style>
   <w:style w:type="paragraph" w:customStyle="1" w:styleId="Zkladnodstavec">
     <w:name w:val="[Základní odstavec]"/>
-    <w:basedOn w:val="Normal"/>
+    <w:basedOn w:val="Normln"/>
     <w:uiPriority w:val="99"/>
     <w:rsid w:val="0094232D"/>
     <w:pPr>
@@ -3099,9 +3193,9 @@
       <w:color w:val="009BAA"/>
     </w:rPr>
   </w:style>
-  <w:style w:type="table" w:styleId="TableGrid">
+  <w:style w:type="table" w:styleId="Mkatabulky">
     <w:name w:val="Table Grid"/>
-    <w:basedOn w:val="TableNormal"/>
+    <w:basedOn w:val="Normlntabulka"/>
     <w:uiPriority w:val="39"/>
     <w:rsid w:val="003C4B5A"/>
     <w:pPr>
@@ -3110,7 +3204,7 @@
     <w:rPr>
       <w:sz w:val="24"/>
       <w:szCs w:val="24"/>
-      <w:lang w:val="en-CZ"/>
+      <w:lang/>
     </w:rPr>
     <w:tblPr>
       <w:tblBorders>
@@ -3422,8 +3516,17 @@
 </file>
 
 <file path=customXml/item1.xml><?xml version="1.0" encoding="utf-8"?>
-<ct:contentTypeSchema xmlns:ct="http://schemas.microsoft.com/office/2006/metadata/contentType" xmlns:ma="http://schemas.microsoft.com/office/2006/metadata/properties/metaAttributes" ct:_="" ma:_="" ma:contentTypeName="Document" ma:contentTypeID="0x010100EE426B0F2889D84FA6130E4A50034A19" ma:contentTypeVersion="22" ma:contentTypeDescription="Create a new document." ma:contentTypeScope="" ma:versionID="147b756e47d3df19448f0c0a65fe6a83">
-  <xsd:schema xmlns:xsd="http://www.w3.org/2001/XMLSchema" xmlns:xs="http://www.w3.org/2001/XMLSchema" xmlns:p="http://schemas.microsoft.com/office/2006/metadata/properties" xmlns:ns2="b567201e-986a-4eb1-9fe2-dd918b324176" xmlns:ns3="bbf37928-e6da-4ab6-9bfa-8061018408c7" targetNamespace="http://schemas.microsoft.com/office/2006/metadata/properties" ma:root="true" ma:fieldsID="a0c7832572fb839dbca9f3fe0d0c4b56" ns2:_="" ns3:_="">
+<?mso-contentType ?>
+<FormTemplates xmlns="http://schemas.microsoft.com/sharepoint/v3/contenttype/forms">
+  <Display>DocumentLibraryForm</Display>
+  <Edit>DocumentLibraryForm</Edit>
+  <New>DocumentLibraryForm</New>
+</FormTemplates>
+</file>
+
+<file path=customXml/item2.xml><?xml version="1.0" encoding="utf-8"?>
+<ct:contentTypeSchema xmlns:ct="http://schemas.microsoft.com/office/2006/metadata/contentType" xmlns:ma="http://schemas.microsoft.com/office/2006/metadata/properties/metaAttributes" ct:_="" ma:_="" ma:contentTypeName="Document" ma:contentTypeID="0x010100EE426B0F2889D84FA6130E4A50034A19" ma:contentTypeVersion="22" ma:contentTypeDescription="Create a new document." ma:contentTypeScope="" ma:versionID="f36b7120be287518a39f866bfc34e5d3">
+  <xsd:schema xmlns:xsd="http://www.w3.org/2001/XMLSchema" xmlns:xs="http://www.w3.org/2001/XMLSchema" xmlns:p="http://schemas.microsoft.com/office/2006/metadata/properties" xmlns:ns2="b567201e-986a-4eb1-9fe2-dd918b324176" xmlns:ns3="bbf37928-e6da-4ab6-9bfa-8061018408c7" targetNamespace="http://schemas.microsoft.com/office/2006/metadata/properties" ma:root="true" ma:fieldsID="196e3187ca31a05857ca0cf9bb54a8f0" ns2:_="" ns3:_="">
     <xsd:import namespace="b567201e-986a-4eb1-9fe2-dd918b324176"/>
     <xsd:import namespace="bbf37928-e6da-4ab6-9bfa-8061018408c7"/>
     <xsd:element name="properties">
@@ -3676,20 +3779,7 @@
 </ct:contentTypeSchema>
 </file>
 
-<file path=customXml/item2.xml><?xml version="1.0" encoding="utf-8"?>
-<?mso-contentType ?>
-<FormTemplates xmlns="http://schemas.microsoft.com/sharepoint/v3/contenttype/forms">
-  <Display>DocumentLibraryForm</Display>
-  <Edit>DocumentLibraryForm</Edit>
-  <New>DocumentLibraryForm</New>
-</FormTemplates>
-</file>
-
 <file path=customXml/item3.xml><?xml version="1.0" encoding="utf-8"?>
-<b:Sources xmlns:b="http://schemas.openxmlformats.org/officeDocument/2006/bibliography" xmlns="http://schemas.openxmlformats.org/officeDocument/2006/bibliography" SelectedStyle="\APASixthEditionOfficeOnline.xsl" StyleName="APA" Version="6"/>
-</file>
-
-<file path=customXml/item4.xml><?xml version="1.0" encoding="utf-8"?>
 <p:properties xmlns:p="http://schemas.microsoft.com/office/2006/metadata/properties" xmlns:xsi="http://www.w3.org/2001/XMLSchema-instance" xmlns:pc="http://schemas.microsoft.com/office/infopath/2007/PartnerControls">
   <documentManagement>
     <TaxCatchAll xmlns="bbf37928-e6da-4ab6-9bfa-8061018408c7" xsi:nil="true"/>
@@ -3700,11 +3790,11 @@
 </p:properties>
 </file>
 
-<file path=customXml/itemProps1.xml><?xml version="1.0" encoding="utf-8"?>
-<ds:datastoreItem xmlns:ds="http://schemas.openxmlformats.org/officeDocument/2006/customXml" ds:itemID="{B368303B-4C56-4A59-AD3F-3EA7B02BD6A4}"/>
+<file path=customXml/item4.xml><?xml version="1.0" encoding="utf-8"?>
+<b:Sources xmlns:b="http://schemas.openxmlformats.org/officeDocument/2006/bibliography" xmlns="http://schemas.openxmlformats.org/officeDocument/2006/bibliography" SelectedStyle="\APASixthEditionOfficeOnline.xsl" StyleName="APA" Version="6"/>
 </file>
 
-<file path=customXml/itemProps2.xml><?xml version="1.0" encoding="utf-8"?>
+<file path=customXml/itemProps1.xml><?xml version="1.0" encoding="utf-8"?>
 <ds:datastoreItem xmlns:ds="http://schemas.openxmlformats.org/officeDocument/2006/customXml" ds:itemID="{5E7DA24A-D4DD-441A-8547-3126FBA93AB1}">
   <ds:schemaRefs>
     <ds:schemaRef ds:uri="http://schemas.microsoft.com/sharepoint/v3/contenttype/forms"/>
@@ -3712,14 +3802,25 @@
 </ds:datastoreItem>
 </file>
 
+<file path=customXml/itemProps2.xml><?xml version="1.0" encoding="utf-8"?>
+<ds:datastoreItem xmlns:ds="http://schemas.openxmlformats.org/officeDocument/2006/customXml" ds:itemID="{5C8562EF-FBC6-4DB2-ABF4-AD01911778A0}"/>
+</file>
+
 <file path=customXml/itemProps3.xml><?xml version="1.0" encoding="utf-8"?>
+<ds:datastoreItem xmlns:ds="http://schemas.openxmlformats.org/officeDocument/2006/customXml" ds:itemID="{6D0521C8-989A-4A10-A2EA-33B7A080DB80}">
+  <ds:schemaRefs>
+    <ds:schemaRef ds:uri="http://schemas.microsoft.com/office/2006/metadata/properties"/>
+    <ds:schemaRef ds:uri="http://schemas.microsoft.com/office/infopath/2007/PartnerControls"/>
+    <ds:schemaRef ds:uri="bbf37928-e6da-4ab6-9bfa-8061018408c7"/>
+    <ds:schemaRef ds:uri="b567201e-986a-4eb1-9fe2-dd918b324176"/>
+  </ds:schemaRefs>
+</ds:datastoreItem>
+</file>
+
+<file path=customXml/itemProps4.xml><?xml version="1.0" encoding="utf-8"?>
 <ds:datastoreItem xmlns:ds="http://schemas.openxmlformats.org/officeDocument/2006/customXml" ds:itemID="{81DF17F1-5158-4364-A15B-409643B0CD12}">
   <ds:schemaRefs>
     <ds:schemaRef ds:uri="http://schemas.openxmlformats.org/officeDocument/2006/bibliography"/>
   </ds:schemaRefs>
 </ds:datastoreItem>
-</file>
-
-<file path=customXml/itemProps4.xml><?xml version="1.0" encoding="utf-8"?>
-<ds:datastoreItem xmlns:ds="http://schemas.openxmlformats.org/officeDocument/2006/customXml" ds:itemID="{6D0521C8-989A-4A10-A2EA-33B7A080DB80}"/>
 </file>